--- a/templates_admin/IFT_zmluva_datove_prenosy.docx
+++ b/templates_admin/IFT_zmluva_datove_prenosy.docx
@@ -824,23 +824,12 @@
       <w:r>
         <w:rPr>
           <w:rFonts w:ascii="Arial" w:hAnsi="Arial" w:cs="Arial"/>
-          <w:b/>
-          <w:i/>
-          <w:sz w:val="22"/>
-          <w:szCs w:val="22"/>
-          <w:lang w:val="sk-SK"/>
-        </w:rPr>
-        <w:t>.</w:t>
-      </w:r>
-      <w:r>
-        <w:rPr>
-          <w:rFonts w:ascii="Arial" w:hAnsi="Arial" w:cs="Arial"/>
-          <w:i/>
-          <w:sz w:val="22"/>
-          <w:szCs w:val="22"/>
-          <w:lang w:val="sk-SK"/>
-        </w:rPr>
-        <w:t xml:space="preserve">so sídlom: </w:t>
+          <w:i/>
+          <w:sz w:val="22"/>
+          <w:szCs w:val="22"/>
+          <w:lang w:val="sk-SK"/>
+        </w:rPr>
+        <w:t xml:space="preserve"> so sídlom: </w:t>
       </w:r>
       <w:r>
         <w:rPr>
@@ -872,7 +861,7 @@
           <w:szCs w:val="22"/>
           <w:lang w:val="sk-SK"/>
         </w:rPr>
-        <w:t xml:space="preserve">}}, </w:t>
+        <w:t xml:space="preserve">}}{{ciarka_ulica}}</w:t>
       </w:r>
       <w:r>
         <w:rPr>
@@ -5793,51 +5782,7 @@
           <w:szCs w:val="22"/>
           <w:lang w:val="sk-SK"/>
         </w:rPr>
-        <w:t>{{</w:t>
-      </w:r>
-      <w:proofErr w:type="spellStart"/>
-      <w:r>
-        <w:rPr>
-          <w:rFonts w:ascii="Arial" w:hAnsi="Arial" w:cs="Arial"/>
-          <w:i/>
-          <w:sz w:val="22"/>
-          <w:szCs w:val="22"/>
-          <w:lang w:val="sk-SK"/>
-        </w:rPr>
-        <w:t>meno_zak</w:t>
-      </w:r>
-      <w:proofErr w:type="spellEnd"/>
-      <w:r>
-        <w:rPr>
-          <w:rFonts w:ascii="Arial" w:hAnsi="Arial" w:cs="Arial"/>
-          <w:i/>
-          <w:sz w:val="22"/>
-          <w:szCs w:val="22"/>
-          <w:lang w:val="sk-SK"/>
-        </w:rPr>
-        <w:t>}} {{</w:t>
-      </w:r>
-      <w:proofErr w:type="spellStart"/>
-      <w:r>
-        <w:rPr>
-          <w:rFonts w:ascii="Arial" w:hAnsi="Arial" w:cs="Arial"/>
-          <w:i/>
-          <w:sz w:val="22"/>
-          <w:szCs w:val="22"/>
-          <w:lang w:val="sk-SK"/>
-        </w:rPr>
-        <w:t>priez_zak</w:t>
-      </w:r>
-      <w:proofErr w:type="spellEnd"/>
-      <w:r>
-        <w:rPr>
-          <w:rFonts w:ascii="Arial" w:hAnsi="Arial" w:cs="Arial"/>
-          <w:i/>
-          <w:sz w:val="22"/>
-          <w:szCs w:val="22"/>
-          <w:lang w:val="sk-SK"/>
-        </w:rPr>
-        <w:t>}}</w:t>
+        <w:t>{{statutar}}</w:t>
       </w:r>
       <w:r>
         <w:rPr>
